--- a/paper/supplementary_table_s1.docx
+++ b/paper/supplementary_table_s1.docx
@@ -4,14 +4,14 @@
   <w:body>
     <w:p>
       <w:pPr>
-        <w:spacing w:before="240" w:after="240" w:lineRule="auto" w:line="300"/>
+        <w:spacing w:before="240" w:after="240" w:lineRule="auto" w:line="360"/>
         <w:jc w:val="center"/>
       </w:pPr>
       <w:r>
         <w:rPr>
-          <w:rFonts w:ascii="Arial" w:hAnsi="Arial" w:eastAsia="黑体"/>
+          <w:rFonts w:ascii="Times New Roman" w:hAnsi="Times New Roman" w:eastAsia="宋体"/>
           <w:b/>
-          <w:sz w:val="32"/>
+          <w:sz w:val="24"/>
         </w:rPr>
         <w:t>Supplementary Table S1</w:t>
       </w:r>
@@ -26,7 +26,7 @@
         <w:rPr>
           <w:rFonts w:ascii="Times New Roman" w:hAnsi="Times New Roman" w:eastAsia="宋体"/>
           <w:b/>
-          <w:sz w:val="22"/>
+          <w:sz w:val="24"/>
         </w:rPr>
         <w:t>Supplementary Table S1.</w:t>
       </w:r>
@@ -34,7 +34,7 @@
         <w:rPr>
           <w:rFonts w:ascii="Times New Roman" w:hAnsi="Times New Roman" w:eastAsia="宋体"/>
           <w:b w:val="0"/>
-          <w:sz w:val="22"/>
+          <w:sz w:val="24"/>
         </w:rPr>
         <w:t xml:space="preserve"> 本研究使用的 15 项 QMS 编写任务。每项任务在 9 组 prompt 配置下各重复 3 次（Claude Opus 4.6，共 405 份文件）；GPT-5.4 的跨模型验证只覆盖每类的第一项任务（A1、B1、C1）。任务的原始 user prompt 见 GitHub 仓库 task_messages/。</w:t>
       </w:r>
@@ -74,7 +74,7 @@
               <w:rPr>
                 <w:rFonts w:ascii="Times New Roman" w:hAnsi="Times New Roman" w:eastAsia="宋体"/>
                 <w:b/>
-                <w:sz w:val="20"/>
+                <w:sz w:val="18"/>
               </w:rPr>
               <w:t>任务 ID</w:t>
             </w:r>
@@ -100,7 +100,7 @@
               <w:rPr>
                 <w:rFonts w:ascii="Times New Roman" w:hAnsi="Times New Roman" w:eastAsia="宋体"/>
                 <w:b/>
-                <w:sz w:val="20"/>
+                <w:sz w:val="18"/>
               </w:rPr>
               <w:t>任务名称</w:t>
             </w:r>
@@ -126,7 +126,7 @@
               <w:rPr>
                 <w:rFonts w:ascii="Times New Roman" w:hAnsi="Times New Roman" w:eastAsia="宋体"/>
                 <w:b/>
-                <w:sz w:val="20"/>
+                <w:sz w:val="18"/>
               </w:rPr>
               <w:t>类别</w:t>
             </w:r>
@@ -152,7 +152,7 @@
               <w:rPr>
                 <w:rFonts w:ascii="Times New Roman" w:hAnsi="Times New Roman" w:eastAsia="宋体"/>
                 <w:b/>
-                <w:sz w:val="20"/>
+                <w:sz w:val="18"/>
               </w:rPr>
               <w:t>期望篇幅</w:t>
             </w:r>
@@ -178,7 +178,7 @@
               <w:rPr>
                 <w:rFonts w:ascii="Times New Roman" w:hAnsi="Times New Roman" w:eastAsia="宋体"/>
                 <w:b/>
-                <w:sz w:val="20"/>
+                <w:sz w:val="18"/>
               </w:rPr>
               <w:t>主要对应的 ISO 15189:2022 条款</w:t>
             </w:r>
@@ -206,7 +206,7 @@
               <w:rPr>
                 <w:rFonts w:ascii="Times New Roman" w:hAnsi="Times New Roman" w:eastAsia="宋体"/>
                 <w:b w:val="0"/>
-                <w:sz w:val="20"/>
+                <w:sz w:val="18"/>
               </w:rPr>
               <w:t>A1</w:t>
             </w:r>
@@ -232,7 +232,7 @@
               <w:rPr>
                 <w:rFonts w:ascii="Times New Roman" w:hAnsi="Times New Roman" w:eastAsia="宋体"/>
                 <w:b w:val="0"/>
-                <w:sz w:val="20"/>
+                <w:sz w:val="18"/>
               </w:rPr>
               <w:t>新建人员管理程序文件</w:t>
             </w:r>
@@ -258,7 +258,7 @@
               <w:rPr>
                 <w:rFonts w:ascii="Times New Roman" w:hAnsi="Times New Roman" w:eastAsia="宋体"/>
                 <w:b w:val="0"/>
-                <w:sz w:val="20"/>
+                <w:sz w:val="18"/>
               </w:rPr>
               <w:t>A 文件编写</w:t>
             </w:r>
@@ -284,7 +284,7 @@
               <w:rPr>
                 <w:rFonts w:ascii="Times New Roman" w:hAnsi="Times New Roman" w:eastAsia="宋体"/>
                 <w:b w:val="0"/>
-                <w:sz w:val="20"/>
+                <w:sz w:val="18"/>
               </w:rPr>
               <w:t>2500-3500字</w:t>
             </w:r>
@@ -310,7 +310,7 @@
               <w:rPr>
                 <w:rFonts w:ascii="Times New Roman" w:hAnsi="Times New Roman" w:eastAsia="宋体"/>
                 <w:b w:val="0"/>
-                <w:sz w:val="20"/>
+                <w:sz w:val="18"/>
               </w:rPr>
               <w:t>6.2 人员</w:t>
             </w:r>
@@ -338,7 +338,7 @@
               <w:rPr>
                 <w:rFonts w:ascii="Times New Roman" w:hAnsi="Times New Roman" w:eastAsia="宋体"/>
                 <w:b w:val="0"/>
-                <w:sz w:val="20"/>
+                <w:sz w:val="18"/>
               </w:rPr>
               <w:t>A2</w:t>
             </w:r>
@@ -364,7 +364,7 @@
               <w:rPr>
                 <w:rFonts w:ascii="Times New Roman" w:hAnsi="Times New Roman" w:eastAsia="宋体"/>
                 <w:b w:val="0"/>
-                <w:sz w:val="20"/>
+                <w:sz w:val="18"/>
               </w:rPr>
               <w:t>新建设备管理程序文件</w:t>
             </w:r>
@@ -390,7 +390,7 @@
               <w:rPr>
                 <w:rFonts w:ascii="Times New Roman" w:hAnsi="Times New Roman" w:eastAsia="宋体"/>
                 <w:b w:val="0"/>
-                <w:sz w:val="20"/>
+                <w:sz w:val="18"/>
               </w:rPr>
               <w:t>A 文件编写</w:t>
             </w:r>
@@ -416,7 +416,7 @@
               <w:rPr>
                 <w:rFonts w:ascii="Times New Roman" w:hAnsi="Times New Roman" w:eastAsia="宋体"/>
                 <w:b w:val="0"/>
-                <w:sz w:val="20"/>
+                <w:sz w:val="18"/>
               </w:rPr>
               <w:t>3000-4000字</w:t>
             </w:r>
@@ -442,7 +442,7 @@
               <w:rPr>
                 <w:rFonts w:ascii="Times New Roman" w:hAnsi="Times New Roman" w:eastAsia="宋体"/>
                 <w:b w:val="0"/>
-                <w:sz w:val="20"/>
+                <w:sz w:val="18"/>
               </w:rPr>
               <w:t>6.4 设备</w:t>
             </w:r>
@@ -470,7 +470,7 @@
               <w:rPr>
                 <w:rFonts w:ascii="Times New Roman" w:hAnsi="Times New Roman" w:eastAsia="宋体"/>
                 <w:b w:val="0"/>
-                <w:sz w:val="20"/>
+                <w:sz w:val="18"/>
               </w:rPr>
               <w:t>A3</w:t>
             </w:r>
@@ -496,7 +496,7 @@
               <w:rPr>
                 <w:rFonts w:ascii="Times New Roman" w:hAnsi="Times New Roman" w:eastAsia="宋体"/>
                 <w:b w:val="0"/>
-                <w:sz w:val="20"/>
+                <w:sz w:val="18"/>
               </w:rPr>
               <w:t>新建检验前过程SOP</w:t>
             </w:r>
@@ -522,7 +522,7 @@
               <w:rPr>
                 <w:rFonts w:ascii="Times New Roman" w:hAnsi="Times New Roman" w:eastAsia="宋体"/>
                 <w:b w:val="0"/>
-                <w:sz w:val="20"/>
+                <w:sz w:val="18"/>
               </w:rPr>
               <w:t>A 文件编写</w:t>
             </w:r>
@@ -548,7 +548,7 @@
               <w:rPr>
                 <w:rFonts w:ascii="Times New Roman" w:hAnsi="Times New Roman" w:eastAsia="宋体"/>
                 <w:b w:val="0"/>
-                <w:sz w:val="20"/>
+                <w:sz w:val="18"/>
               </w:rPr>
               <w:t>2000-3000字</w:t>
             </w:r>
@@ -574,7 +574,7 @@
               <w:rPr>
                 <w:rFonts w:ascii="Times New Roman" w:hAnsi="Times New Roman" w:eastAsia="宋体"/>
                 <w:b w:val="0"/>
-                <w:sz w:val="20"/>
+                <w:sz w:val="18"/>
               </w:rPr>
               <w:t>7.2 检验前过程</w:t>
             </w:r>
@@ -602,7 +602,7 @@
               <w:rPr>
                 <w:rFonts w:ascii="Times New Roman" w:hAnsi="Times New Roman" w:eastAsia="宋体"/>
                 <w:b w:val="0"/>
-                <w:sz w:val="20"/>
+                <w:sz w:val="18"/>
               </w:rPr>
               <w:t>A4</w:t>
             </w:r>
@@ -628,7 +628,7 @@
               <w:rPr>
                 <w:rFonts w:ascii="Times New Roman" w:hAnsi="Times New Roman" w:eastAsia="宋体"/>
                 <w:b w:val="0"/>
-                <w:sz w:val="20"/>
+                <w:sz w:val="18"/>
               </w:rPr>
               <w:t>修订质量手册</w:t>
             </w:r>
@@ -654,7 +654,7 @@
               <w:rPr>
                 <w:rFonts w:ascii="Times New Roman" w:hAnsi="Times New Roman" w:eastAsia="宋体"/>
                 <w:b w:val="0"/>
-                <w:sz w:val="20"/>
+                <w:sz w:val="18"/>
               </w:rPr>
               <w:t>A 文件编写</w:t>
             </w:r>
@@ -680,7 +680,7 @@
               <w:rPr>
                 <w:rFonts w:ascii="Times New Roman" w:hAnsi="Times New Roman" w:eastAsia="宋体"/>
                 <w:b w:val="0"/>
-                <w:sz w:val="20"/>
+                <w:sz w:val="18"/>
               </w:rPr>
               <w:t>800-1200字</w:t>
             </w:r>
@@ -706,7 +706,7 @@
               <w:rPr>
                 <w:rFonts w:ascii="Times New Roman" w:hAnsi="Times New Roman" w:eastAsia="宋体"/>
                 <w:b w:val="0"/>
-                <w:sz w:val="20"/>
+                <w:sz w:val="18"/>
               </w:rPr>
               <w:t>8.2–8.4 文件与记录控制</w:t>
             </w:r>
@@ -734,7 +734,7 @@
               <w:rPr>
                 <w:rFonts w:ascii="Times New Roman" w:hAnsi="Times New Roman" w:eastAsia="宋体"/>
                 <w:b w:val="0"/>
-                <w:sz w:val="20"/>
+                <w:sz w:val="18"/>
               </w:rPr>
               <w:t>A5</w:t>
             </w:r>
@@ -760,7 +760,7 @@
               <w:rPr>
                 <w:rFonts w:ascii="Times New Roman" w:hAnsi="Times New Roman" w:eastAsia="宋体"/>
                 <w:b w:val="0"/>
-                <w:sz w:val="20"/>
+                <w:sz w:val="18"/>
               </w:rPr>
               <w:t>修订记录表格</w:t>
             </w:r>
@@ -786,7 +786,7 @@
               <w:rPr>
                 <w:rFonts w:ascii="Times New Roman" w:hAnsi="Times New Roman" w:eastAsia="宋体"/>
                 <w:b w:val="0"/>
-                <w:sz w:val="20"/>
+                <w:sz w:val="18"/>
               </w:rPr>
               <w:t>A 文件编写</w:t>
             </w:r>
@@ -812,7 +812,7 @@
               <w:rPr>
                 <w:rFonts w:ascii="Times New Roman" w:hAnsi="Times New Roman" w:eastAsia="宋体"/>
                 <w:b w:val="0"/>
-                <w:sz w:val="20"/>
+                <w:sz w:val="18"/>
               </w:rPr>
               <w:t>500-800字</w:t>
             </w:r>
@@ -838,7 +838,7 @@
               <w:rPr>
                 <w:rFonts w:ascii="Times New Roman" w:hAnsi="Times New Roman" w:eastAsia="宋体"/>
                 <w:b w:val="0"/>
-                <w:sz w:val="20"/>
+                <w:sz w:val="18"/>
               </w:rPr>
               <w:t>6.4 设备（记录表格）</w:t>
             </w:r>
@@ -866,7 +866,7 @@
               <w:rPr>
                 <w:rFonts w:ascii="Times New Roman" w:hAnsi="Times New Roman" w:eastAsia="宋体"/>
                 <w:b w:val="0"/>
-                <w:sz w:val="20"/>
+                <w:sz w:val="18"/>
               </w:rPr>
               <w:t>B1</w:t>
             </w:r>
@@ -892,7 +892,7 @@
               <w:rPr>
                 <w:rFonts w:ascii="Times New Roman" w:hAnsi="Times New Roman" w:eastAsia="宋体"/>
                 <w:b w:val="0"/>
-                <w:sz w:val="20"/>
+                <w:sz w:val="18"/>
               </w:rPr>
               <w:t>生成年度内审检查表</w:t>
             </w:r>
@@ -918,7 +918,7 @@
               <w:rPr>
                 <w:rFonts w:ascii="Times New Roman" w:hAnsi="Times New Roman" w:eastAsia="宋体"/>
                 <w:b w:val="0"/>
-                <w:sz w:val="20"/>
+                <w:sz w:val="18"/>
               </w:rPr>
               <w:t>B 体系运行</w:t>
             </w:r>
@@ -944,7 +944,7 @@
               <w:rPr>
                 <w:rFonts w:ascii="Times New Roman" w:hAnsi="Times New Roman" w:eastAsia="宋体"/>
                 <w:b w:val="0"/>
-                <w:sz w:val="20"/>
+                <w:sz w:val="18"/>
               </w:rPr>
               <w:t>表格形式，30-50条检查项</w:t>
             </w:r>
@@ -970,7 +970,7 @@
               <w:rPr>
                 <w:rFonts w:ascii="Times New Roman" w:hAnsi="Times New Roman" w:eastAsia="宋体"/>
                 <w:b w:val="0"/>
-                <w:sz w:val="20"/>
+                <w:sz w:val="18"/>
               </w:rPr>
               <w:t>横跨第 4–8 章（全体系）</w:t>
             </w:r>
@@ -998,7 +998,7 @@
               <w:rPr>
                 <w:rFonts w:ascii="Times New Roman" w:hAnsi="Times New Roman" w:eastAsia="宋体"/>
                 <w:b w:val="0"/>
-                <w:sz w:val="20"/>
+                <w:sz w:val="18"/>
               </w:rPr>
               <w:t>B2</w:t>
             </w:r>
@@ -1024,7 +1024,7 @@
               <w:rPr>
                 <w:rFonts w:ascii="Times New Roman" w:hAnsi="Times New Roman" w:eastAsia="宋体"/>
                 <w:b w:val="0"/>
-                <w:sz w:val="20"/>
+                <w:sz w:val="18"/>
               </w:rPr>
               <w:t>生成特定模块内审检查表</w:t>
             </w:r>
@@ -1050,7 +1050,7 @@
               <w:rPr>
                 <w:rFonts w:ascii="Times New Roman" w:hAnsi="Times New Roman" w:eastAsia="宋体"/>
                 <w:b w:val="0"/>
-                <w:sz w:val="20"/>
+                <w:sz w:val="18"/>
               </w:rPr>
               <w:t>B 体系运行</w:t>
             </w:r>
@@ -1076,7 +1076,7 @@
               <w:rPr>
                 <w:rFonts w:ascii="Times New Roman" w:hAnsi="Times New Roman" w:eastAsia="宋体"/>
                 <w:b w:val="0"/>
-                <w:sz w:val="20"/>
+                <w:sz w:val="18"/>
               </w:rPr>
               <w:t>表格形式，15-25条检查项</w:t>
             </w:r>
@@ -1102,7 +1102,7 @@
               <w:rPr>
                 <w:rFonts w:ascii="Times New Roman" w:hAnsi="Times New Roman" w:eastAsia="宋体"/>
                 <w:b w:val="0"/>
-                <w:sz w:val="20"/>
+                <w:sz w:val="18"/>
               </w:rPr>
               <w:t>7.3 检验过程</w:t>
             </w:r>
@@ -1130,7 +1130,7 @@
               <w:rPr>
                 <w:rFonts w:ascii="Times New Roman" w:hAnsi="Times New Roman" w:eastAsia="宋体"/>
                 <w:b w:val="0"/>
-                <w:sz w:val="20"/>
+                <w:sz w:val="18"/>
               </w:rPr>
               <w:t>B3</w:t>
             </w:r>
@@ -1156,7 +1156,7 @@
               <w:rPr>
                 <w:rFonts w:ascii="Times New Roman" w:hAnsi="Times New Roman" w:eastAsia="宋体"/>
                 <w:b w:val="0"/>
-                <w:sz w:val="20"/>
+                <w:sz w:val="18"/>
               </w:rPr>
               <w:t>迎检自查报告</w:t>
             </w:r>
@@ -1182,7 +1182,7 @@
               <w:rPr>
                 <w:rFonts w:ascii="Times New Roman" w:hAnsi="Times New Roman" w:eastAsia="宋体"/>
                 <w:b w:val="0"/>
-                <w:sz w:val="20"/>
+                <w:sz w:val="18"/>
               </w:rPr>
               <w:t>B 体系运行</w:t>
             </w:r>
@@ -1208,7 +1208,7 @@
               <w:rPr>
                 <w:rFonts w:ascii="Times New Roman" w:hAnsi="Times New Roman" w:eastAsia="宋体"/>
                 <w:b w:val="0"/>
-                <w:sz w:val="20"/>
+                <w:sz w:val="18"/>
               </w:rPr>
               <w:t>1500-2500字</w:t>
             </w:r>
@@ -1234,7 +1234,7 @@
               <w:rPr>
                 <w:rFonts w:ascii="Times New Roman" w:hAnsi="Times New Roman" w:eastAsia="宋体"/>
                 <w:b w:val="0"/>
-                <w:sz w:val="20"/>
+                <w:sz w:val="18"/>
               </w:rPr>
               <w:t>横跨第 4–8 章（45 个条款）</w:t>
             </w:r>
@@ -1262,7 +1262,7 @@
               <w:rPr>
                 <w:rFonts w:ascii="Times New Roman" w:hAnsi="Times New Roman" w:eastAsia="宋体"/>
                 <w:b w:val="0"/>
-                <w:sz w:val="20"/>
+                <w:sz w:val="18"/>
               </w:rPr>
               <w:t>B4</w:t>
             </w:r>
@@ -1288,7 +1288,7 @@
               <w:rPr>
                 <w:rFonts w:ascii="Times New Roman" w:hAnsi="Times New Roman" w:eastAsia="宋体"/>
                 <w:b w:val="0"/>
-                <w:sz w:val="20"/>
+                <w:sz w:val="18"/>
               </w:rPr>
               <w:t>管理评审输入材料</w:t>
             </w:r>
@@ -1314,7 +1314,7 @@
               <w:rPr>
                 <w:rFonts w:ascii="Times New Roman" w:hAnsi="Times New Roman" w:eastAsia="宋体"/>
                 <w:b w:val="0"/>
-                <w:sz w:val="20"/>
+                <w:sz w:val="18"/>
               </w:rPr>
               <w:t>B 体系运行</w:t>
             </w:r>
@@ -1340,7 +1340,7 @@
               <w:rPr>
                 <w:rFonts w:ascii="Times New Roman" w:hAnsi="Times New Roman" w:eastAsia="宋体"/>
                 <w:b w:val="0"/>
-                <w:sz w:val="20"/>
+                <w:sz w:val="18"/>
               </w:rPr>
               <w:t>2000-3000字</w:t>
             </w:r>
@@ -1366,7 +1366,7 @@
               <w:rPr>
                 <w:rFonts w:ascii="Times New Roman" w:hAnsi="Times New Roman" w:eastAsia="宋体"/>
                 <w:b w:val="0"/>
-                <w:sz w:val="20"/>
+                <w:sz w:val="18"/>
               </w:rPr>
               <w:t>8.9 管理评审</w:t>
             </w:r>
@@ -1394,7 +1394,7 @@
               <w:rPr>
                 <w:rFonts w:ascii="Times New Roman" w:hAnsi="Times New Roman" w:eastAsia="宋体"/>
                 <w:b w:val="0"/>
-                <w:sz w:val="20"/>
+                <w:sz w:val="18"/>
               </w:rPr>
               <w:t>B5</w:t>
             </w:r>
@@ -1420,7 +1420,7 @@
               <w:rPr>
                 <w:rFonts w:ascii="Times New Roman" w:hAnsi="Times New Roman" w:eastAsia="宋体"/>
                 <w:b w:val="0"/>
-                <w:sz w:val="20"/>
+                <w:sz w:val="18"/>
               </w:rPr>
               <w:t>评审后整改计划</w:t>
             </w:r>
@@ -1446,7 +1446,7 @@
               <w:rPr>
                 <w:rFonts w:ascii="Times New Roman" w:hAnsi="Times New Roman" w:eastAsia="宋体"/>
                 <w:b w:val="0"/>
-                <w:sz w:val="20"/>
+                <w:sz w:val="18"/>
               </w:rPr>
               <w:t>B 体系运行</w:t>
             </w:r>
@@ -1472,7 +1472,7 @@
               <w:rPr>
                 <w:rFonts w:ascii="Times New Roman" w:hAnsi="Times New Roman" w:eastAsia="宋体"/>
                 <w:b w:val="0"/>
-                <w:sz w:val="20"/>
+                <w:sz w:val="18"/>
               </w:rPr>
               <w:t>2000-3000字</w:t>
             </w:r>
@@ -1498,7 +1498,7 @@
               <w:rPr>
                 <w:rFonts w:ascii="Times New Roman" w:hAnsi="Times New Roman" w:eastAsia="宋体"/>
                 <w:b w:val="0"/>
-                <w:sz w:val="20"/>
+                <w:sz w:val="18"/>
               </w:rPr>
               <w:t>8.6–8.7 纠正措施与不符合项</w:t>
             </w:r>
@@ -1526,7 +1526,7 @@
               <w:rPr>
                 <w:rFonts w:ascii="Times New Roman" w:hAnsi="Times New Roman" w:eastAsia="宋体"/>
                 <w:b w:val="0"/>
-                <w:sz w:val="20"/>
+                <w:sz w:val="18"/>
               </w:rPr>
               <w:t>C1</w:t>
             </w:r>
@@ -1552,7 +1552,7 @@
               <w:rPr>
                 <w:rFonts w:ascii="Times New Roman" w:hAnsi="Times New Roman" w:eastAsia="宋体"/>
                 <w:b w:val="0"/>
-                <w:sz w:val="20"/>
+                <w:sz w:val="18"/>
               </w:rPr>
               <w:t>单文件审查——程序文件</w:t>
             </w:r>
@@ -1578,7 +1578,7 @@
               <w:rPr>
                 <w:rFonts w:ascii="Times New Roman" w:hAnsi="Times New Roman" w:eastAsia="宋体"/>
                 <w:b w:val="0"/>
-                <w:sz w:val="20"/>
+                <w:sz w:val="18"/>
               </w:rPr>
               <w:t>C 审核模拟</w:t>
             </w:r>
@@ -1604,7 +1604,7 @@
               <w:rPr>
                 <w:rFonts w:ascii="Times New Roman" w:hAnsi="Times New Roman" w:eastAsia="宋体"/>
                 <w:b w:val="0"/>
-                <w:sz w:val="20"/>
+                <w:sz w:val="18"/>
               </w:rPr>
               <w:t>1500-2500字</w:t>
             </w:r>
@@ -1630,7 +1630,7 @@
               <w:rPr>
                 <w:rFonts w:ascii="Times New Roman" w:hAnsi="Times New Roman" w:eastAsia="宋体"/>
                 <w:b w:val="0"/>
-                <w:sz w:val="20"/>
+                <w:sz w:val="18"/>
               </w:rPr>
               <w:t>横跨第 4–8 章（15 个条款）</w:t>
             </w:r>
@@ -1658,7 +1658,7 @@
               <w:rPr>
                 <w:rFonts w:ascii="Times New Roman" w:hAnsi="Times New Roman" w:eastAsia="宋体"/>
                 <w:b w:val="0"/>
-                <w:sz w:val="20"/>
+                <w:sz w:val="18"/>
               </w:rPr>
               <w:t>C2</w:t>
             </w:r>
@@ -1684,7 +1684,7 @@
               <w:rPr>
                 <w:rFonts w:ascii="Times New Roman" w:hAnsi="Times New Roman" w:eastAsia="宋体"/>
                 <w:b w:val="0"/>
-                <w:sz w:val="20"/>
+                <w:sz w:val="18"/>
               </w:rPr>
               <w:t>单文件审查——SOP</w:t>
             </w:r>
@@ -1710,7 +1710,7 @@
               <w:rPr>
                 <w:rFonts w:ascii="Times New Roman" w:hAnsi="Times New Roman" w:eastAsia="宋体"/>
                 <w:b w:val="0"/>
-                <w:sz w:val="20"/>
+                <w:sz w:val="18"/>
               </w:rPr>
               <w:t>C 审核模拟</w:t>
             </w:r>
@@ -1736,7 +1736,7 @@
               <w:rPr>
                 <w:rFonts w:ascii="Times New Roman" w:hAnsi="Times New Roman" w:eastAsia="宋体"/>
                 <w:b w:val="0"/>
-                <w:sz w:val="20"/>
+                <w:sz w:val="18"/>
               </w:rPr>
               <w:t>1200-2000字</w:t>
             </w:r>
@@ -1762,7 +1762,7 @@
               <w:rPr>
                 <w:rFonts w:ascii="Times New Roman" w:hAnsi="Times New Roman" w:eastAsia="宋体"/>
                 <w:b w:val="0"/>
-                <w:sz w:val="20"/>
+                <w:sz w:val="18"/>
               </w:rPr>
               <w:t>横跨第 4–8 章（12 个条款）</w:t>
             </w:r>
@@ -1790,7 +1790,7 @@
               <w:rPr>
                 <w:rFonts w:ascii="Times New Roman" w:hAnsi="Times New Roman" w:eastAsia="宋体"/>
                 <w:b w:val="0"/>
-                <w:sz w:val="20"/>
+                <w:sz w:val="18"/>
               </w:rPr>
               <w:t>C3</w:t>
             </w:r>
@@ -1816,7 +1816,7 @@
               <w:rPr>
                 <w:rFonts w:ascii="Times New Roman" w:hAnsi="Times New Roman" w:eastAsia="宋体"/>
                 <w:b w:val="0"/>
-                <w:sz w:val="20"/>
+                <w:sz w:val="18"/>
               </w:rPr>
               <w:t>体系级审查</w:t>
             </w:r>
@@ -1842,7 +1842,7 @@
               <w:rPr>
                 <w:rFonts w:ascii="Times New Roman" w:hAnsi="Times New Roman" w:eastAsia="宋体"/>
                 <w:b w:val="0"/>
-                <w:sz w:val="20"/>
+                <w:sz w:val="18"/>
               </w:rPr>
               <w:t>C 审核模拟</w:t>
             </w:r>
@@ -1868,7 +1868,7 @@
               <w:rPr>
                 <w:rFonts w:ascii="Times New Roman" w:hAnsi="Times New Roman" w:eastAsia="宋体"/>
                 <w:b w:val="0"/>
-                <w:sz w:val="20"/>
+                <w:sz w:val="18"/>
               </w:rPr>
               <w:t>1500-2500字</w:t>
             </w:r>
@@ -1894,7 +1894,7 @@
               <w:rPr>
                 <w:rFonts w:ascii="Times New Roman" w:hAnsi="Times New Roman" w:eastAsia="宋体"/>
                 <w:b w:val="0"/>
-                <w:sz w:val="20"/>
+                <w:sz w:val="18"/>
               </w:rPr>
               <w:t>横跨第 4–8 章（52 个条款）</w:t>
             </w:r>
@@ -1922,7 +1922,7 @@
               <w:rPr>
                 <w:rFonts w:ascii="Times New Roman" w:hAnsi="Times New Roman" w:eastAsia="宋体"/>
                 <w:b w:val="0"/>
-                <w:sz w:val="20"/>
+                <w:sz w:val="18"/>
               </w:rPr>
               <w:t>C4</w:t>
             </w:r>
@@ -1948,7 +1948,7 @@
               <w:rPr>
                 <w:rFonts w:ascii="Times New Roman" w:hAnsi="Times New Roman" w:eastAsia="宋体"/>
                 <w:b w:val="0"/>
-                <w:sz w:val="20"/>
+                <w:sz w:val="18"/>
               </w:rPr>
               <w:t>审核驱动修改——文件更新</w:t>
             </w:r>
@@ -1974,7 +1974,7 @@
               <w:rPr>
                 <w:rFonts w:ascii="Times New Roman" w:hAnsi="Times New Roman" w:eastAsia="宋体"/>
                 <w:b w:val="0"/>
-                <w:sz w:val="20"/>
+                <w:sz w:val="18"/>
               </w:rPr>
               <w:t>C 审核模拟</w:t>
             </w:r>
@@ -2000,7 +2000,7 @@
               <w:rPr>
                 <w:rFonts w:ascii="Times New Roman" w:hAnsi="Times New Roman" w:eastAsia="宋体"/>
                 <w:b w:val="0"/>
-                <w:sz w:val="20"/>
+                <w:sz w:val="18"/>
               </w:rPr>
               <w:t>1500-2500字</w:t>
             </w:r>
@@ -2026,7 +2026,7 @@
               <w:rPr>
                 <w:rFonts w:ascii="Times New Roman" w:hAnsi="Times New Roman" w:eastAsia="宋体"/>
                 <w:b w:val="0"/>
-                <w:sz w:val="20"/>
+                <w:sz w:val="18"/>
               </w:rPr>
               <w:t>横跨第 4–8 章（12 个条款）</w:t>
             </w:r>
@@ -2054,7 +2054,7 @@
               <w:rPr>
                 <w:rFonts w:ascii="Times New Roman" w:hAnsi="Times New Roman" w:eastAsia="宋体"/>
                 <w:b w:val="0"/>
-                <w:sz w:val="20"/>
+                <w:sz w:val="18"/>
               </w:rPr>
               <w:t>C5</w:t>
             </w:r>
@@ -2080,7 +2080,7 @@
               <w:rPr>
                 <w:rFonts w:ascii="Times New Roman" w:hAnsi="Times New Roman" w:eastAsia="宋体"/>
                 <w:b w:val="0"/>
-                <w:sz w:val="20"/>
+                <w:sz w:val="18"/>
               </w:rPr>
               <w:t>审核驱动修改——整改闭环</w:t>
             </w:r>
@@ -2106,7 +2106,7 @@
               <w:rPr>
                 <w:rFonts w:ascii="Times New Roman" w:hAnsi="Times New Roman" w:eastAsia="宋体"/>
                 <w:b w:val="0"/>
-                <w:sz w:val="20"/>
+                <w:sz w:val="18"/>
               </w:rPr>
               <w:t>C 审核模拟</w:t>
             </w:r>
@@ -2132,7 +2132,7 @@
               <w:rPr>
                 <w:rFonts w:ascii="Times New Roman" w:hAnsi="Times New Roman" w:eastAsia="宋体"/>
                 <w:b w:val="0"/>
-                <w:sz w:val="20"/>
+                <w:sz w:val="18"/>
               </w:rPr>
               <w:t>2000-3500字</w:t>
             </w:r>
@@ -2158,7 +2158,7 @@
               <w:rPr>
                 <w:rFonts w:ascii="Times New Roman" w:hAnsi="Times New Roman" w:eastAsia="宋体"/>
                 <w:b w:val="0"/>
-                <w:sz w:val="20"/>
+                <w:sz w:val="18"/>
               </w:rPr>
               <w:t>7.5.5 / 8.7 不符合项与整改闭环</w:t>
             </w:r>
@@ -2177,7 +2177,7 @@
         <w:rPr>
           <w:rFonts w:ascii="Times New Roman" w:hAnsi="Times New Roman" w:eastAsia="宋体"/>
           <w:b w:val="0"/>
-          <w:sz w:val="22"/>
+          <w:sz w:val="24"/>
         </w:rPr>
         <w:t>任务集覆盖的是文件控制、内审、迎检自查与管理评审一类的体系文件，其中包含纠正措施与整改闭环（B5、C5）以及横跨数十个条款的体系级审查（B3、C3）；不含检验方法确认与验证报告、测量不确定度评定程序、危急值报告与临床沟通记录、室间质评结果处理程序等技术类文件（见正文 §4.6 局限性 xviii）。</w:t>
       </w:r>
@@ -2192,7 +2192,7 @@
         <w:rPr>
           <w:rFonts w:ascii="Times New Roman" w:hAnsi="Times New Roman" w:eastAsia="宋体"/>
           <w:b/>
-          <w:sz w:val="22"/>
+          <w:sz w:val="24"/>
         </w:rPr>
         <w:t>Supplementary Table S1 (English).</w:t>
       </w:r>
@@ -2200,7 +2200,7 @@
         <w:rPr>
           <w:rFonts w:ascii="Times New Roman" w:hAnsi="Times New Roman" w:eastAsia="宋体"/>
           <w:b w:val="0"/>
-          <w:sz w:val="22"/>
+          <w:sz w:val="24"/>
         </w:rPr>
         <w:t xml:space="preserve"> The 15 QMS authoring tasks used in this study. Each task was run under all 9 prompt configurations with 3 replicates (Claude Opus 4.6; 405 documents in total); the GPT-5.4 cross-model validation covered only the first task of each class (A1, B1, C1). The original user prompts are available in the GitHub repository under task_messages/.</w:t>
       </w:r>
@@ -2240,7 +2240,7 @@
               <w:rPr>
                 <w:rFonts w:ascii="Times New Roman" w:hAnsi="Times New Roman" w:eastAsia="宋体"/>
                 <w:b/>
-                <w:sz w:val="20"/>
+                <w:sz w:val="18"/>
               </w:rPr>
               <w:t>Task ID</w:t>
             </w:r>
@@ -2266,7 +2266,7 @@
               <w:rPr>
                 <w:rFonts w:ascii="Times New Roman" w:hAnsi="Times New Roman" w:eastAsia="宋体"/>
                 <w:b/>
-                <w:sz w:val="20"/>
+                <w:sz w:val="18"/>
               </w:rPr>
               <w:t>Task name</w:t>
             </w:r>
@@ -2292,7 +2292,7 @@
               <w:rPr>
                 <w:rFonts w:ascii="Times New Roman" w:hAnsi="Times New Roman" w:eastAsia="宋体"/>
                 <w:b/>
-                <w:sz w:val="20"/>
+                <w:sz w:val="18"/>
               </w:rPr>
               <w:t>Class</w:t>
             </w:r>
@@ -2318,7 +2318,7 @@
               <w:rPr>
                 <w:rFonts w:ascii="Times New Roman" w:hAnsi="Times New Roman" w:eastAsia="宋体"/>
                 <w:b/>
-                <w:sz w:val="20"/>
+                <w:sz w:val="18"/>
               </w:rPr>
               <w:t>Target length</w:t>
             </w:r>
@@ -2344,7 +2344,7 @@
               <w:rPr>
                 <w:rFonts w:ascii="Times New Roman" w:hAnsi="Times New Roman" w:eastAsia="宋体"/>
                 <w:b/>
-                <w:sz w:val="20"/>
+                <w:sz w:val="18"/>
               </w:rPr>
               <w:t>Principal ISO 15189:2022 clause(s)</w:t>
             </w:r>
@@ -2372,7 +2372,7 @@
               <w:rPr>
                 <w:rFonts w:ascii="Times New Roman" w:hAnsi="Times New Roman" w:eastAsia="宋体"/>
                 <w:b w:val="0"/>
-                <w:sz w:val="20"/>
+                <w:sz w:val="18"/>
               </w:rPr>
               <w:t>A1</w:t>
             </w:r>
@@ -2398,7 +2398,7 @@
               <w:rPr>
                 <w:rFonts w:ascii="Times New Roman" w:hAnsi="Times New Roman" w:eastAsia="宋体"/>
                 <w:b w:val="0"/>
-                <w:sz w:val="20"/>
+                <w:sz w:val="18"/>
               </w:rPr>
               <w:t>Draft a personnel-management procedure</w:t>
             </w:r>
@@ -2424,7 +2424,7 @@
               <w:rPr>
                 <w:rFonts w:ascii="Times New Roman" w:hAnsi="Times New Roman" w:eastAsia="宋体"/>
                 <w:b w:val="0"/>
-                <w:sz w:val="20"/>
+                <w:sz w:val="18"/>
               </w:rPr>
               <w:t>A Document authoring</w:t>
             </w:r>
@@ -2450,7 +2450,7 @@
               <w:rPr>
                 <w:rFonts w:ascii="Times New Roman" w:hAnsi="Times New Roman" w:eastAsia="宋体"/>
                 <w:b w:val="0"/>
-                <w:sz w:val="20"/>
+                <w:sz w:val="18"/>
               </w:rPr>
               <w:t>2500-3500字</w:t>
             </w:r>
@@ -2476,7 +2476,7 @@
               <w:rPr>
                 <w:rFonts w:ascii="Times New Roman" w:hAnsi="Times New Roman" w:eastAsia="宋体"/>
                 <w:b w:val="0"/>
-                <w:sz w:val="20"/>
+                <w:sz w:val="18"/>
               </w:rPr>
               <w:t>6.2 Personnel</w:t>
             </w:r>
@@ -2504,7 +2504,7 @@
               <w:rPr>
                 <w:rFonts w:ascii="Times New Roman" w:hAnsi="Times New Roman" w:eastAsia="宋体"/>
                 <w:b w:val="0"/>
-                <w:sz w:val="20"/>
+                <w:sz w:val="18"/>
               </w:rPr>
               <w:t>A2</w:t>
             </w:r>
@@ -2530,7 +2530,7 @@
               <w:rPr>
                 <w:rFonts w:ascii="Times New Roman" w:hAnsi="Times New Roman" w:eastAsia="宋体"/>
                 <w:b w:val="0"/>
-                <w:sz w:val="20"/>
+                <w:sz w:val="18"/>
               </w:rPr>
               <w:t>Draft an equipment-management procedure</w:t>
             </w:r>
@@ -2556,7 +2556,7 @@
               <w:rPr>
                 <w:rFonts w:ascii="Times New Roman" w:hAnsi="Times New Roman" w:eastAsia="宋体"/>
                 <w:b w:val="0"/>
-                <w:sz w:val="20"/>
+                <w:sz w:val="18"/>
               </w:rPr>
               <w:t>A Document authoring</w:t>
             </w:r>
@@ -2582,7 +2582,7 @@
               <w:rPr>
                 <w:rFonts w:ascii="Times New Roman" w:hAnsi="Times New Roman" w:eastAsia="宋体"/>
                 <w:b w:val="0"/>
-                <w:sz w:val="20"/>
+                <w:sz w:val="18"/>
               </w:rPr>
               <w:t>3000-4000字</w:t>
             </w:r>
@@ -2608,7 +2608,7 @@
               <w:rPr>
                 <w:rFonts w:ascii="Times New Roman" w:hAnsi="Times New Roman" w:eastAsia="宋体"/>
                 <w:b w:val="0"/>
-                <w:sz w:val="20"/>
+                <w:sz w:val="18"/>
               </w:rPr>
               <w:t>6.4 Equipment</w:t>
             </w:r>
@@ -2636,7 +2636,7 @@
               <w:rPr>
                 <w:rFonts w:ascii="Times New Roman" w:hAnsi="Times New Roman" w:eastAsia="宋体"/>
                 <w:b w:val="0"/>
-                <w:sz w:val="20"/>
+                <w:sz w:val="18"/>
               </w:rPr>
               <w:t>A3</w:t>
             </w:r>
@@ -2662,7 +2662,7 @@
               <w:rPr>
                 <w:rFonts w:ascii="Times New Roman" w:hAnsi="Times New Roman" w:eastAsia="宋体"/>
                 <w:b w:val="0"/>
-                <w:sz w:val="20"/>
+                <w:sz w:val="18"/>
               </w:rPr>
               <w:t>Draft a pre-examination SOP</w:t>
             </w:r>
@@ -2688,7 +2688,7 @@
               <w:rPr>
                 <w:rFonts w:ascii="Times New Roman" w:hAnsi="Times New Roman" w:eastAsia="宋体"/>
                 <w:b w:val="0"/>
-                <w:sz w:val="20"/>
+                <w:sz w:val="18"/>
               </w:rPr>
               <w:t>A Document authoring</w:t>
             </w:r>
@@ -2714,7 +2714,7 @@
               <w:rPr>
                 <w:rFonts w:ascii="Times New Roman" w:hAnsi="Times New Roman" w:eastAsia="宋体"/>
                 <w:b w:val="0"/>
-                <w:sz w:val="20"/>
+                <w:sz w:val="18"/>
               </w:rPr>
               <w:t>2000-3000字</w:t>
             </w:r>
@@ -2740,7 +2740,7 @@
               <w:rPr>
                 <w:rFonts w:ascii="Times New Roman" w:hAnsi="Times New Roman" w:eastAsia="宋体"/>
                 <w:b w:val="0"/>
-                <w:sz w:val="20"/>
+                <w:sz w:val="18"/>
               </w:rPr>
               <w:t>7.2 Pre-examination processes</w:t>
             </w:r>
@@ -2768,7 +2768,7 @@
               <w:rPr>
                 <w:rFonts w:ascii="Times New Roman" w:hAnsi="Times New Roman" w:eastAsia="宋体"/>
                 <w:b w:val="0"/>
-                <w:sz w:val="20"/>
+                <w:sz w:val="18"/>
               </w:rPr>
               <w:t>A4</w:t>
             </w:r>
@@ -2794,7 +2794,7 @@
               <w:rPr>
                 <w:rFonts w:ascii="Times New Roman" w:hAnsi="Times New Roman" w:eastAsia="宋体"/>
                 <w:b w:val="0"/>
-                <w:sz w:val="20"/>
+                <w:sz w:val="18"/>
               </w:rPr>
               <w:t>Revise the quality manual</w:t>
             </w:r>
@@ -2820,7 +2820,7 @@
               <w:rPr>
                 <w:rFonts w:ascii="Times New Roman" w:hAnsi="Times New Roman" w:eastAsia="宋体"/>
                 <w:b w:val="0"/>
-                <w:sz w:val="20"/>
+                <w:sz w:val="18"/>
               </w:rPr>
               <w:t>A Document authoring</w:t>
             </w:r>
@@ -2846,7 +2846,7 @@
               <w:rPr>
                 <w:rFonts w:ascii="Times New Roman" w:hAnsi="Times New Roman" w:eastAsia="宋体"/>
                 <w:b w:val="0"/>
-                <w:sz w:val="20"/>
+                <w:sz w:val="18"/>
               </w:rPr>
               <w:t>800-1200字</w:t>
             </w:r>
@@ -2872,7 +2872,7 @@
               <w:rPr>
                 <w:rFonts w:ascii="Times New Roman" w:hAnsi="Times New Roman" w:eastAsia="宋体"/>
                 <w:b w:val="0"/>
-                <w:sz w:val="20"/>
+                <w:sz w:val="18"/>
               </w:rPr>
               <w:t>8.2–8.4 Document and record control</w:t>
             </w:r>
@@ -2900,7 +2900,7 @@
               <w:rPr>
                 <w:rFonts w:ascii="Times New Roman" w:hAnsi="Times New Roman" w:eastAsia="宋体"/>
                 <w:b w:val="0"/>
-                <w:sz w:val="20"/>
+                <w:sz w:val="18"/>
               </w:rPr>
               <w:t>A5</w:t>
             </w:r>
@@ -2926,7 +2926,7 @@
               <w:rPr>
                 <w:rFonts w:ascii="Times New Roman" w:hAnsi="Times New Roman" w:eastAsia="宋体"/>
                 <w:b w:val="0"/>
-                <w:sz w:val="20"/>
+                <w:sz w:val="18"/>
               </w:rPr>
               <w:t>Revise a record form</w:t>
             </w:r>
@@ -2952,7 +2952,7 @@
               <w:rPr>
                 <w:rFonts w:ascii="Times New Roman" w:hAnsi="Times New Roman" w:eastAsia="宋体"/>
                 <w:b w:val="0"/>
-                <w:sz w:val="20"/>
+                <w:sz w:val="18"/>
               </w:rPr>
               <w:t>A Document authoring</w:t>
             </w:r>
@@ -2978,7 +2978,7 @@
               <w:rPr>
                 <w:rFonts w:ascii="Times New Roman" w:hAnsi="Times New Roman" w:eastAsia="宋体"/>
                 <w:b w:val="0"/>
-                <w:sz w:val="20"/>
+                <w:sz w:val="18"/>
               </w:rPr>
               <w:t>500-800字</w:t>
             </w:r>
@@ -3004,7 +3004,7 @@
               <w:rPr>
                 <w:rFonts w:ascii="Times New Roman" w:hAnsi="Times New Roman" w:eastAsia="宋体"/>
                 <w:b w:val="0"/>
-                <w:sz w:val="20"/>
+                <w:sz w:val="18"/>
               </w:rPr>
               <w:t>6.4 Equipment (record form)</w:t>
             </w:r>
@@ -3032,7 +3032,7 @@
               <w:rPr>
                 <w:rFonts w:ascii="Times New Roman" w:hAnsi="Times New Roman" w:eastAsia="宋体"/>
                 <w:b w:val="0"/>
-                <w:sz w:val="20"/>
+                <w:sz w:val="18"/>
               </w:rPr>
               <w:t>B1</w:t>
             </w:r>
@@ -3058,7 +3058,7 @@
               <w:rPr>
                 <w:rFonts w:ascii="Times New Roman" w:hAnsi="Times New Roman" w:eastAsia="宋体"/>
                 <w:b w:val="0"/>
-                <w:sz w:val="20"/>
+                <w:sz w:val="18"/>
               </w:rPr>
               <w:t>Generate an annual internal-audit checklist</w:t>
             </w:r>
@@ -3084,7 +3084,7 @@
               <w:rPr>
                 <w:rFonts w:ascii="Times New Roman" w:hAnsi="Times New Roman" w:eastAsia="宋体"/>
                 <w:b w:val="0"/>
-                <w:sz w:val="20"/>
+                <w:sz w:val="18"/>
               </w:rPr>
               <w:t>B System operation</w:t>
             </w:r>
@@ -3110,7 +3110,7 @@
               <w:rPr>
                 <w:rFonts w:ascii="Times New Roman" w:hAnsi="Times New Roman" w:eastAsia="宋体"/>
                 <w:b w:val="0"/>
-                <w:sz w:val="20"/>
+                <w:sz w:val="18"/>
               </w:rPr>
               <w:t>表格形式，30-50条检查项</w:t>
             </w:r>
@@ -3136,7 +3136,7 @@
               <w:rPr>
                 <w:rFonts w:ascii="Times New Roman" w:hAnsi="Times New Roman" w:eastAsia="宋体"/>
                 <w:b w:val="0"/>
-                <w:sz w:val="20"/>
+                <w:sz w:val="18"/>
               </w:rPr>
               <w:t>Spans Clauses 4–8 (whole system)</w:t>
             </w:r>
@@ -3164,7 +3164,7 @@
               <w:rPr>
                 <w:rFonts w:ascii="Times New Roman" w:hAnsi="Times New Roman" w:eastAsia="宋体"/>
                 <w:b w:val="0"/>
-                <w:sz w:val="20"/>
+                <w:sz w:val="18"/>
               </w:rPr>
               <w:t>B2</w:t>
             </w:r>
@@ -3190,7 +3190,7 @@
               <w:rPr>
                 <w:rFonts w:ascii="Times New Roman" w:hAnsi="Times New Roman" w:eastAsia="宋体"/>
                 <w:b w:val="0"/>
-                <w:sz w:val="20"/>
+                <w:sz w:val="18"/>
               </w:rPr>
               <w:t>Generate a module-specific internal-audit checklist</w:t>
             </w:r>
@@ -3216,7 +3216,7 @@
               <w:rPr>
                 <w:rFonts w:ascii="Times New Roman" w:hAnsi="Times New Roman" w:eastAsia="宋体"/>
                 <w:b w:val="0"/>
-                <w:sz w:val="20"/>
+                <w:sz w:val="18"/>
               </w:rPr>
               <w:t>B System operation</w:t>
             </w:r>
@@ -3242,7 +3242,7 @@
               <w:rPr>
                 <w:rFonts w:ascii="Times New Roman" w:hAnsi="Times New Roman" w:eastAsia="宋体"/>
                 <w:b w:val="0"/>
-                <w:sz w:val="20"/>
+                <w:sz w:val="18"/>
               </w:rPr>
               <w:t>表格形式，15-25条检查项</w:t>
             </w:r>
@@ -3268,7 +3268,7 @@
               <w:rPr>
                 <w:rFonts w:ascii="Times New Roman" w:hAnsi="Times New Roman" w:eastAsia="宋体"/>
                 <w:b w:val="0"/>
-                <w:sz w:val="20"/>
+                <w:sz w:val="18"/>
               </w:rPr>
               <w:t>7.3 Examination processes</w:t>
             </w:r>
@@ -3296,7 +3296,7 @@
               <w:rPr>
                 <w:rFonts w:ascii="Times New Roman" w:hAnsi="Times New Roman" w:eastAsia="宋体"/>
                 <w:b w:val="0"/>
-                <w:sz w:val="20"/>
+                <w:sz w:val="18"/>
               </w:rPr>
               <w:t>B3</w:t>
             </w:r>
@@ -3322,7 +3322,7 @@
               <w:rPr>
                 <w:rFonts w:ascii="Times New Roman" w:hAnsi="Times New Roman" w:eastAsia="宋体"/>
                 <w:b w:val="0"/>
-                <w:sz w:val="20"/>
+                <w:sz w:val="18"/>
               </w:rPr>
               <w:t>Pre-assessment self-inspection report</w:t>
             </w:r>
@@ -3348,7 +3348,7 @@
               <w:rPr>
                 <w:rFonts w:ascii="Times New Roman" w:hAnsi="Times New Roman" w:eastAsia="宋体"/>
                 <w:b w:val="0"/>
-                <w:sz w:val="20"/>
+                <w:sz w:val="18"/>
               </w:rPr>
               <w:t>B System operation</w:t>
             </w:r>
@@ -3374,7 +3374,7 @@
               <w:rPr>
                 <w:rFonts w:ascii="Times New Roman" w:hAnsi="Times New Roman" w:eastAsia="宋体"/>
                 <w:b w:val="0"/>
-                <w:sz w:val="20"/>
+                <w:sz w:val="18"/>
               </w:rPr>
               <w:t>1500-2500字</w:t>
             </w:r>
@@ -3400,7 +3400,7 @@
               <w:rPr>
                 <w:rFonts w:ascii="Times New Roman" w:hAnsi="Times New Roman" w:eastAsia="宋体"/>
                 <w:b w:val="0"/>
-                <w:sz w:val="20"/>
+                <w:sz w:val="18"/>
               </w:rPr>
               <w:t>Spans Clauses 4–8 (45 clauses)</w:t>
             </w:r>
@@ -3428,7 +3428,7 @@
               <w:rPr>
                 <w:rFonts w:ascii="Times New Roman" w:hAnsi="Times New Roman" w:eastAsia="宋体"/>
                 <w:b w:val="0"/>
-                <w:sz w:val="20"/>
+                <w:sz w:val="18"/>
               </w:rPr>
               <w:t>B4</w:t>
             </w:r>
@@ -3454,7 +3454,7 @@
               <w:rPr>
                 <w:rFonts w:ascii="Times New Roman" w:hAnsi="Times New Roman" w:eastAsia="宋体"/>
                 <w:b w:val="0"/>
-                <w:sz w:val="20"/>
+                <w:sz w:val="18"/>
               </w:rPr>
               <w:t>Management-review input material</w:t>
             </w:r>
@@ -3480,7 +3480,7 @@
               <w:rPr>
                 <w:rFonts w:ascii="Times New Roman" w:hAnsi="Times New Roman" w:eastAsia="宋体"/>
                 <w:b w:val="0"/>
-                <w:sz w:val="20"/>
+                <w:sz w:val="18"/>
               </w:rPr>
               <w:t>B System operation</w:t>
             </w:r>
@@ -3506,7 +3506,7 @@
               <w:rPr>
                 <w:rFonts w:ascii="Times New Roman" w:hAnsi="Times New Roman" w:eastAsia="宋体"/>
                 <w:b w:val="0"/>
-                <w:sz w:val="20"/>
+                <w:sz w:val="18"/>
               </w:rPr>
               <w:t>2000-3000字</w:t>
             </w:r>
@@ -3532,7 +3532,7 @@
               <w:rPr>
                 <w:rFonts w:ascii="Times New Roman" w:hAnsi="Times New Roman" w:eastAsia="宋体"/>
                 <w:b w:val="0"/>
-                <w:sz w:val="20"/>
+                <w:sz w:val="18"/>
               </w:rPr>
               <w:t>8.9 Management review</w:t>
             </w:r>
@@ -3560,7 +3560,7 @@
               <w:rPr>
                 <w:rFonts w:ascii="Times New Roman" w:hAnsi="Times New Roman" w:eastAsia="宋体"/>
                 <w:b w:val="0"/>
-                <w:sz w:val="20"/>
+                <w:sz w:val="18"/>
               </w:rPr>
               <w:t>B5</w:t>
             </w:r>
@@ -3586,7 +3586,7 @@
               <w:rPr>
                 <w:rFonts w:ascii="Times New Roman" w:hAnsi="Times New Roman" w:eastAsia="宋体"/>
                 <w:b w:val="0"/>
-                <w:sz w:val="20"/>
+                <w:sz w:val="18"/>
               </w:rPr>
               <w:t>Post-review corrective action plan</w:t>
             </w:r>
@@ -3612,7 +3612,7 @@
               <w:rPr>
                 <w:rFonts w:ascii="Times New Roman" w:hAnsi="Times New Roman" w:eastAsia="宋体"/>
                 <w:b w:val="0"/>
-                <w:sz w:val="20"/>
+                <w:sz w:val="18"/>
               </w:rPr>
               <w:t>B System operation</w:t>
             </w:r>
@@ -3638,7 +3638,7 @@
               <w:rPr>
                 <w:rFonts w:ascii="Times New Roman" w:hAnsi="Times New Roman" w:eastAsia="宋体"/>
                 <w:b w:val="0"/>
-                <w:sz w:val="20"/>
+                <w:sz w:val="18"/>
               </w:rPr>
               <w:t>2000-3000字</w:t>
             </w:r>
@@ -3664,7 +3664,7 @@
               <w:rPr>
                 <w:rFonts w:ascii="Times New Roman" w:hAnsi="Times New Roman" w:eastAsia="宋体"/>
                 <w:b w:val="0"/>
-                <w:sz w:val="20"/>
+                <w:sz w:val="18"/>
               </w:rPr>
               <w:t>8.6–8.7 Corrective action and nonconformities</w:t>
             </w:r>
@@ -3692,7 +3692,7 @@
               <w:rPr>
                 <w:rFonts w:ascii="Times New Roman" w:hAnsi="Times New Roman" w:eastAsia="宋体"/>
                 <w:b w:val="0"/>
-                <w:sz w:val="20"/>
+                <w:sz w:val="18"/>
               </w:rPr>
               <w:t>C1</w:t>
             </w:r>
@@ -3718,7 +3718,7 @@
               <w:rPr>
                 <w:rFonts w:ascii="Times New Roman" w:hAnsi="Times New Roman" w:eastAsia="宋体"/>
                 <w:b w:val="0"/>
-                <w:sz w:val="20"/>
+                <w:sz w:val="18"/>
               </w:rPr>
               <w:t>Single-document review — procedure document</w:t>
             </w:r>
@@ -3744,7 +3744,7 @@
               <w:rPr>
                 <w:rFonts w:ascii="Times New Roman" w:hAnsi="Times New Roman" w:eastAsia="宋体"/>
                 <w:b w:val="0"/>
-                <w:sz w:val="20"/>
+                <w:sz w:val="18"/>
               </w:rPr>
               <w:t>C Audit simulation</w:t>
             </w:r>
@@ -3770,7 +3770,7 @@
               <w:rPr>
                 <w:rFonts w:ascii="Times New Roman" w:hAnsi="Times New Roman" w:eastAsia="宋体"/>
                 <w:b w:val="0"/>
-                <w:sz w:val="20"/>
+                <w:sz w:val="18"/>
               </w:rPr>
               <w:t>1500-2500字</w:t>
             </w:r>
@@ -3796,7 +3796,7 @@
               <w:rPr>
                 <w:rFonts w:ascii="Times New Roman" w:hAnsi="Times New Roman" w:eastAsia="宋体"/>
                 <w:b w:val="0"/>
-                <w:sz w:val="20"/>
+                <w:sz w:val="18"/>
               </w:rPr>
               <w:t>Spans Clauses 4–8 (15 clauses)</w:t>
             </w:r>
@@ -3824,7 +3824,7 @@
               <w:rPr>
                 <w:rFonts w:ascii="Times New Roman" w:hAnsi="Times New Roman" w:eastAsia="宋体"/>
                 <w:b w:val="0"/>
-                <w:sz w:val="20"/>
+                <w:sz w:val="18"/>
               </w:rPr>
               <w:t>C2</w:t>
             </w:r>
@@ -3850,7 +3850,7 @@
               <w:rPr>
                 <w:rFonts w:ascii="Times New Roman" w:hAnsi="Times New Roman" w:eastAsia="宋体"/>
                 <w:b w:val="0"/>
-                <w:sz w:val="20"/>
+                <w:sz w:val="18"/>
               </w:rPr>
               <w:t>Single-document review — SOP</w:t>
             </w:r>
@@ -3876,7 +3876,7 @@
               <w:rPr>
                 <w:rFonts w:ascii="Times New Roman" w:hAnsi="Times New Roman" w:eastAsia="宋体"/>
                 <w:b w:val="0"/>
-                <w:sz w:val="20"/>
+                <w:sz w:val="18"/>
               </w:rPr>
               <w:t>C Audit simulation</w:t>
             </w:r>
@@ -3902,7 +3902,7 @@
               <w:rPr>
                 <w:rFonts w:ascii="Times New Roman" w:hAnsi="Times New Roman" w:eastAsia="宋体"/>
                 <w:b w:val="0"/>
-                <w:sz w:val="20"/>
+                <w:sz w:val="18"/>
               </w:rPr>
               <w:t>1200-2000字</w:t>
             </w:r>
@@ -3928,7 +3928,7 @@
               <w:rPr>
                 <w:rFonts w:ascii="Times New Roman" w:hAnsi="Times New Roman" w:eastAsia="宋体"/>
                 <w:b w:val="0"/>
-                <w:sz w:val="20"/>
+                <w:sz w:val="18"/>
               </w:rPr>
               <w:t>Spans Clauses 4–8 (12 clauses)</w:t>
             </w:r>
@@ -3956,7 +3956,7 @@
               <w:rPr>
                 <w:rFonts w:ascii="Times New Roman" w:hAnsi="Times New Roman" w:eastAsia="宋体"/>
                 <w:b w:val="0"/>
-                <w:sz w:val="20"/>
+                <w:sz w:val="18"/>
               </w:rPr>
               <w:t>C3</w:t>
             </w:r>
@@ -3982,7 +3982,7 @@
               <w:rPr>
                 <w:rFonts w:ascii="Times New Roman" w:hAnsi="Times New Roman" w:eastAsia="宋体"/>
                 <w:b w:val="0"/>
-                <w:sz w:val="20"/>
+                <w:sz w:val="18"/>
               </w:rPr>
               <w:t>System-level review</w:t>
             </w:r>
@@ -4008,7 +4008,7 @@
               <w:rPr>
                 <w:rFonts w:ascii="Times New Roman" w:hAnsi="Times New Roman" w:eastAsia="宋体"/>
                 <w:b w:val="0"/>
-                <w:sz w:val="20"/>
+                <w:sz w:val="18"/>
               </w:rPr>
               <w:t>C Audit simulation</w:t>
             </w:r>
@@ -4034,7 +4034,7 @@
               <w:rPr>
                 <w:rFonts w:ascii="Times New Roman" w:hAnsi="Times New Roman" w:eastAsia="宋体"/>
                 <w:b w:val="0"/>
-                <w:sz w:val="20"/>
+                <w:sz w:val="18"/>
               </w:rPr>
               <w:t>1500-2500字</w:t>
             </w:r>
@@ -4060,7 +4060,7 @@
               <w:rPr>
                 <w:rFonts w:ascii="Times New Roman" w:hAnsi="Times New Roman" w:eastAsia="宋体"/>
                 <w:b w:val="0"/>
-                <w:sz w:val="20"/>
+                <w:sz w:val="18"/>
               </w:rPr>
               <w:t>Spans Clauses 4–8 (52 clauses)</w:t>
             </w:r>
@@ -4088,7 +4088,7 @@
               <w:rPr>
                 <w:rFonts w:ascii="Times New Roman" w:hAnsi="Times New Roman" w:eastAsia="宋体"/>
                 <w:b w:val="0"/>
-                <w:sz w:val="20"/>
+                <w:sz w:val="18"/>
               </w:rPr>
               <w:t>C4</w:t>
             </w:r>
@@ -4114,7 +4114,7 @@
               <w:rPr>
                 <w:rFonts w:ascii="Times New Roman" w:hAnsi="Times New Roman" w:eastAsia="宋体"/>
                 <w:b w:val="0"/>
-                <w:sz w:val="20"/>
+                <w:sz w:val="18"/>
               </w:rPr>
               <w:t>Audit-driven revision — document update</w:t>
             </w:r>
@@ -4140,7 +4140,7 @@
               <w:rPr>
                 <w:rFonts w:ascii="Times New Roman" w:hAnsi="Times New Roman" w:eastAsia="宋体"/>
                 <w:b w:val="0"/>
-                <w:sz w:val="20"/>
+                <w:sz w:val="18"/>
               </w:rPr>
               <w:t>C Audit simulation</w:t>
             </w:r>
@@ -4166,7 +4166,7 @@
               <w:rPr>
                 <w:rFonts w:ascii="Times New Roman" w:hAnsi="Times New Roman" w:eastAsia="宋体"/>
                 <w:b w:val="0"/>
-                <w:sz w:val="20"/>
+                <w:sz w:val="18"/>
               </w:rPr>
               <w:t>1500-2500字</w:t>
             </w:r>
@@ -4192,7 +4192,7 @@
               <w:rPr>
                 <w:rFonts w:ascii="Times New Roman" w:hAnsi="Times New Roman" w:eastAsia="宋体"/>
                 <w:b w:val="0"/>
-                <w:sz w:val="20"/>
+                <w:sz w:val="18"/>
               </w:rPr>
               <w:t>Spans Clauses 4–8 (12 clauses)</w:t>
             </w:r>
@@ -4220,7 +4220,7 @@
               <w:rPr>
                 <w:rFonts w:ascii="Times New Roman" w:hAnsi="Times New Roman" w:eastAsia="宋体"/>
                 <w:b w:val="0"/>
-                <w:sz w:val="20"/>
+                <w:sz w:val="18"/>
               </w:rPr>
               <w:t>C5</w:t>
             </w:r>
@@ -4246,7 +4246,7 @@
               <w:rPr>
                 <w:rFonts w:ascii="Times New Roman" w:hAnsi="Times New Roman" w:eastAsia="宋体"/>
                 <w:b w:val="0"/>
-                <w:sz w:val="20"/>
+                <w:sz w:val="18"/>
               </w:rPr>
               <w:t>Audit-driven revision — CAPA closure</w:t>
             </w:r>
@@ -4272,7 +4272,7 @@
               <w:rPr>
                 <w:rFonts w:ascii="Times New Roman" w:hAnsi="Times New Roman" w:eastAsia="宋体"/>
                 <w:b w:val="0"/>
-                <w:sz w:val="20"/>
+                <w:sz w:val="18"/>
               </w:rPr>
               <w:t>C Audit simulation</w:t>
             </w:r>
@@ -4298,7 +4298,7 @@
               <w:rPr>
                 <w:rFonts w:ascii="Times New Roman" w:hAnsi="Times New Roman" w:eastAsia="宋体"/>
                 <w:b w:val="0"/>
-                <w:sz w:val="20"/>
+                <w:sz w:val="18"/>
               </w:rPr>
               <w:t>2000-3500字</w:t>
             </w:r>
@@ -4324,7 +4324,7 @@
               <w:rPr>
                 <w:rFonts w:ascii="Times New Roman" w:hAnsi="Times New Roman" w:eastAsia="宋体"/>
                 <w:b w:val="0"/>
-                <w:sz w:val="20"/>
+                <w:sz w:val="18"/>
               </w:rPr>
               <w:t>7.5.5 / 8.7 Nonconformity and CAPA closure</w:t>
             </w:r>
@@ -4343,7 +4343,7 @@
         <w:rPr>
           <w:rFonts w:ascii="Times New Roman" w:hAnsi="Times New Roman" w:eastAsia="宋体"/>
           <w:b w:val="0"/>
-          <w:sz w:val="22"/>
+          <w:sz w:val="24"/>
         </w:rPr>
         <w:t>The task set covers system-level documents concerned with document control, internal audit, pre-assessment self-inspection, and management review — including corrective action and CAPA closure (B5, C5) and system-wide reviews spanning dozens of clauses (B3, C3). It does not include technical documents such as method validation/verification reports, measurement-uncertainty procedures, critical-value reporting and clinical-communication records, or procedures for handling external quality assessment results (see §4.6, Limitation xviii).</w:t>
       </w:r>
@@ -4723,7 +4723,7 @@
     <w:rsid w:val="00FC693F"/>
     <w:rPr>
       <w:rFonts w:ascii="Times New Roman" w:hAnsi="Times New Roman" w:eastAsia="宋体"/>
-      <w:sz w:val="22"/>
+      <w:sz w:val="24"/>
     </w:rPr>
   </w:style>
   <w:style w:type="paragraph" w:styleId="Header">
